--- a/TC (p. 4.2, 4.3)/TC (p. 4.2, 4.3).docx
+++ b/TC (p. 4.2, 4.3)/TC (p. 4.2, 4.3).docx
@@ -352,7 +352,15 @@
       </w:pPr>
       <w:r>
         <w:lastRenderedPageBreak/>
-        <w:t xml:space="preserve">6. System tworzy obiekt klasy Eksperyment reprezentujący zaakceptowany eksperyment. </w:t>
+        <w:t xml:space="preserve">6. </w:t>
+      </w:r>
+      <w:proofErr w:type="spellStart"/>
+      <w:r>
+        <w:t>WniosekEksperymentu</w:t>
+      </w:r>
+      <w:proofErr w:type="spellEnd"/>
+      <w:r>
+        <w:t xml:space="preserve"> tworzy obiekt klasy Eksperyment reprezentujący zaakceptowany eksperyment. </w:t>
       </w:r>
     </w:p>
     <w:p>
@@ -389,28 +397,21 @@
     </w:p>
     <w:p>
       <w:pPr>
-        <w:pStyle w:val="Akapitzlist"/>
-        <w:ind w:left="1944"/>
-      </w:pPr>
-    </w:p>
-    <w:p>
-      <w:pPr>
-        <w:rPr>
-          <w:b/>
-          <w:bCs/>
-        </w:rPr>
-      </w:pPr>
-      <w:r>
-        <w:rPr>
-          <w:b/>
-          <w:bCs/>
-          <w:noProof/>
+        <w:rPr>
+          <w:b/>
+          <w:bCs/>
+        </w:rPr>
+      </w:pPr>
+      <w:r>
+        <w:rPr>
+          <w:b/>
+          <w:bCs/>
         </w:rPr>
         <w:drawing>
-          <wp:inline distT="0" distB="0" distL="0" distR="0" wp14:anchorId="62177216" wp14:editId="3880AD21">
-            <wp:extent cx="5775960" cy="4623569"/>
-            <wp:effectExtent l="0" t="0" r="0" b="5715"/>
-            <wp:docPr id="338494340" name="Obraz 1"/>
+          <wp:inline distT="0" distB="0" distL="0" distR="0" wp14:anchorId="092E9014" wp14:editId="3C9F26B1">
+            <wp:extent cx="5760720" cy="4606290"/>
+            <wp:effectExtent l="0" t="0" r="0" b="3810"/>
+            <wp:docPr id="973047868" name="Obraz 1"/>
             <wp:cNvGraphicFramePr>
               <a:graphicFrameLocks xmlns:a="http://schemas.openxmlformats.org/drawingml/2006/main" noChangeAspect="1"/>
             </wp:cNvGraphicFramePr>
@@ -418,7 +419,7 @@
               <a:graphicData uri="http://schemas.openxmlformats.org/drawingml/2006/picture">
                 <pic:pic xmlns:pic="http://schemas.openxmlformats.org/drawingml/2006/picture">
                   <pic:nvPicPr>
-                    <pic:cNvPr id="338494340" name=""/>
+                    <pic:cNvPr id="973047868" name=""/>
                     <pic:cNvPicPr/>
                   </pic:nvPicPr>
                   <pic:blipFill>
@@ -430,7 +431,7 @@
                   <pic:spPr>
                     <a:xfrm>
                       <a:off x="0" y="0"/>
-                      <a:ext cx="5798276" cy="4641433"/>
+                      <a:ext cx="5760720" cy="4606290"/>
                     </a:xfrm>
                     <a:prstGeom prst="rect">
                       <a:avLst/>
@@ -446,116 +447,6 @@
     <w:p>
       <w:pPr>
         <w:pStyle w:val="Akapitzlist"/>
-        <w:ind w:left="1944"/>
-        <w:rPr>
-          <w:b/>
-          <w:bCs/>
-        </w:rPr>
-      </w:pPr>
-    </w:p>
-    <w:p>
-      <w:pPr>
-        <w:pStyle w:val="Akapitzlist"/>
-        <w:ind w:left="1944"/>
-        <w:rPr>
-          <w:b/>
-          <w:bCs/>
-        </w:rPr>
-      </w:pPr>
-    </w:p>
-    <w:p>
-      <w:pPr>
-        <w:pStyle w:val="Akapitzlist"/>
-        <w:ind w:left="1944"/>
-        <w:rPr>
-          <w:b/>
-          <w:bCs/>
-        </w:rPr>
-      </w:pPr>
-    </w:p>
-    <w:p>
-      <w:pPr>
-        <w:pStyle w:val="Akapitzlist"/>
-        <w:ind w:left="1944"/>
-        <w:rPr>
-          <w:b/>
-          <w:bCs/>
-        </w:rPr>
-      </w:pPr>
-    </w:p>
-    <w:p>
-      <w:pPr>
-        <w:pStyle w:val="Akapitzlist"/>
-        <w:ind w:left="1944"/>
-        <w:rPr>
-          <w:b/>
-          <w:bCs/>
-        </w:rPr>
-      </w:pPr>
-    </w:p>
-    <w:p>
-      <w:pPr>
-        <w:pStyle w:val="Akapitzlist"/>
-        <w:ind w:left="1944"/>
-        <w:rPr>
-          <w:b/>
-          <w:bCs/>
-        </w:rPr>
-      </w:pPr>
-    </w:p>
-    <w:p>
-      <w:pPr>
-        <w:pStyle w:val="Akapitzlist"/>
-        <w:ind w:left="1944"/>
-        <w:rPr>
-          <w:b/>
-          <w:bCs/>
-        </w:rPr>
-      </w:pPr>
-    </w:p>
-    <w:p>
-      <w:pPr>
-        <w:pStyle w:val="Akapitzlist"/>
-        <w:ind w:left="1944"/>
-        <w:rPr>
-          <w:b/>
-          <w:bCs/>
-        </w:rPr>
-      </w:pPr>
-    </w:p>
-    <w:p>
-      <w:pPr>
-        <w:pStyle w:val="Akapitzlist"/>
-        <w:ind w:left="1944"/>
-        <w:rPr>
-          <w:b/>
-          <w:bCs/>
-        </w:rPr>
-      </w:pPr>
-    </w:p>
-    <w:p>
-      <w:pPr>
-        <w:pStyle w:val="Akapitzlist"/>
-        <w:ind w:left="1944"/>
-        <w:rPr>
-          <w:b/>
-          <w:bCs/>
-        </w:rPr>
-      </w:pPr>
-    </w:p>
-    <w:p>
-      <w:pPr>
-        <w:pStyle w:val="Akapitzlist"/>
-        <w:ind w:left="1944"/>
-        <w:rPr>
-          <w:b/>
-          <w:bCs/>
-        </w:rPr>
-      </w:pPr>
-    </w:p>
-    <w:p>
-      <w:pPr>
-        <w:pStyle w:val="Akapitzlist"/>
         <w:numPr>
           <w:ilvl w:val="0"/>
           <w:numId w:val="2"/>
@@ -570,112 +461,108 @@
           <w:b/>
           <w:bCs/>
         </w:rPr>
+        <w:t>Zgłoszenie incydentu</w:t>
+      </w:r>
+    </w:p>
+    <w:p>
+      <w:pPr>
+        <w:pStyle w:val="Akapitzlist"/>
+        <w:ind w:left="1944"/>
+      </w:pPr>
+      <w:r>
+        <w:t>1. Personel badawczy</w:t>
+      </w:r>
+      <w:r>
+        <w:t xml:space="preserve"> wysyła do systemu zgłoszenie incydentu dotyczącego naruszenia bezpieczeństwa.</w:t>
+      </w:r>
+    </w:p>
+    <w:p>
+      <w:pPr>
+        <w:pStyle w:val="Akapitzlist"/>
+        <w:ind w:left="1944"/>
+      </w:pPr>
+      <w:r>
+        <w:t xml:space="preserve">2. </w:t>
+      </w:r>
+      <w:r>
+        <w:t>System tworzy obiekt klasy Incydent odpowiedzialny za przechowywanie informacji o zdarzeniu.</w:t>
+      </w:r>
+    </w:p>
+    <w:p>
+      <w:pPr>
+        <w:pStyle w:val="Akapitzlist"/>
+        <w:ind w:left="1944"/>
+      </w:pPr>
+      <w:r>
+        <w:t xml:space="preserve">3. </w:t>
+      </w:r>
+      <w:r>
+        <w:t>System aktualizuje status incydentu na „aktywny”.</w:t>
+      </w:r>
+    </w:p>
+    <w:p>
+      <w:pPr>
+        <w:pStyle w:val="Akapitzlist"/>
+        <w:ind w:left="1944"/>
+      </w:pPr>
+      <w:r>
+        <w:t xml:space="preserve">4. </w:t>
+      </w:r>
+      <w:r>
+        <w:t>System wysyła komunikaty alarmowe do personelu ochrony w celu poinformowania o zagrożeniu.</w:t>
+      </w:r>
+    </w:p>
+    <w:p>
+      <w:pPr>
+        <w:pStyle w:val="Akapitzlist"/>
+        <w:ind w:left="1944"/>
+      </w:pPr>
+      <w:r>
+        <w:t xml:space="preserve">6. </w:t>
+      </w:r>
+      <w:r>
+        <w:t>system</w:t>
+      </w:r>
+      <w:r>
+        <w:t xml:space="preserve"> wysyła do </w:t>
+      </w:r>
+      <w:r>
+        <w:t>klasy S</w:t>
+      </w:r>
+      <w:r>
+        <w:t>ektor komunikat blokujący dostęp do drzwi i systemów kontroli.</w:t>
+      </w:r>
+    </w:p>
+    <w:p>
+      <w:pPr>
+        <w:pStyle w:val="Akapitzlist"/>
+        <w:ind w:left="1944"/>
+      </w:pPr>
+      <w:r>
+        <w:t xml:space="preserve">7. </w:t>
+      </w:r>
+      <w:r>
+        <w:t>System przesyła pracownikowi komunikat potwierdzający poprawne zgłoszenie incydentu oraz uruchomienie procedur bezpieczeństwa.</w:t>
+      </w:r>
+    </w:p>
+    <w:p>
+      <w:pPr>
+        <w:rPr>
+          <w:b/>
+          <w:bCs/>
+        </w:rPr>
+      </w:pPr>
+      <w:r>
+        <w:rPr>
+          <w:b/>
+          <w:bCs/>
+        </w:rPr>
         <w:lastRenderedPageBreak/>
-        <w:t>Zgłoszenie incydentu</w:t>
-      </w:r>
-    </w:p>
-    <w:p>
-      <w:pPr>
-        <w:pStyle w:val="Akapitzlist"/>
-        <w:ind w:left="1944"/>
-      </w:pPr>
-      <w:r>
-        <w:t>1. Personel badawczy</w:t>
-      </w:r>
-      <w:r>
-        <w:t xml:space="preserve"> wysyła do systemu zgłoszenie incydentu dotyczącego naruszenia bezpieczeństwa.</w:t>
-      </w:r>
-    </w:p>
-    <w:p>
-      <w:pPr>
-        <w:pStyle w:val="Akapitzlist"/>
-        <w:ind w:left="1944"/>
-      </w:pPr>
-      <w:r>
-        <w:t xml:space="preserve">2. </w:t>
-      </w:r>
-      <w:r>
-        <w:t>System tworzy obiekt klasy Incydent odpowiedzialny za przechowywanie informacji o zdarzeniu.</w:t>
-      </w:r>
-    </w:p>
-    <w:p>
-      <w:pPr>
-        <w:pStyle w:val="Akapitzlist"/>
-        <w:ind w:left="1944"/>
-      </w:pPr>
-      <w:r>
-        <w:t xml:space="preserve">3. </w:t>
-      </w:r>
-      <w:r>
-        <w:t>System aktualizuje status incydentu na „aktywny”.</w:t>
-      </w:r>
-    </w:p>
-    <w:p>
-      <w:pPr>
-        <w:pStyle w:val="Akapitzlist"/>
-        <w:ind w:left="1944"/>
-      </w:pPr>
-      <w:r>
-        <w:t xml:space="preserve">4. </w:t>
-      </w:r>
-      <w:r>
-        <w:t>System wysyła komunikaty alarmowe do personelu ochrony w celu poinformowania o zagrożeniu.</w:t>
-      </w:r>
-    </w:p>
-    <w:p>
-      <w:pPr>
-        <w:pStyle w:val="Akapitzlist"/>
-        <w:ind w:left="1944"/>
-      </w:pPr>
-      <w:r>
-        <w:t xml:space="preserve">5. </w:t>
-      </w:r>
-      <w:r>
-        <w:t>System tworzy obiekt klasy Lockdown, odpowiedzialny za kontrolę procedury blokady sektora.</w:t>
-      </w:r>
-    </w:p>
-    <w:p>
-      <w:pPr>
-        <w:pStyle w:val="Akapitzlist"/>
-        <w:ind w:left="1944"/>
-      </w:pPr>
-      <w:r>
-        <w:t xml:space="preserve">6. </w:t>
-      </w:r>
-      <w:r>
-        <w:t>Obiekt Lockdown wysyła do sektora komunikat blokujący dostęp do drzwi i systemów kontroli.</w:t>
-      </w:r>
-    </w:p>
-    <w:p>
-      <w:pPr>
-        <w:pStyle w:val="Akapitzlist"/>
-        <w:ind w:left="1944"/>
-      </w:pPr>
-      <w:r>
-        <w:t xml:space="preserve">7. </w:t>
-      </w:r>
-      <w:r>
-        <w:t>System przesyła pracownikowi komunikat potwierdzający poprawne zgłoszenie incydentu oraz uruchomienie procedur bezpieczeństwa.</w:t>
-      </w:r>
-    </w:p>
-    <w:p>
-      <w:pPr>
-        <w:rPr>
-          <w:b/>
-          <w:bCs/>
-        </w:rPr>
-      </w:pPr>
-      <w:r>
-        <w:rPr>
-          <w:b/>
-          <w:bCs/>
-          <w:noProof/>
-        </w:rPr>
         <w:drawing>
-          <wp:inline distT="0" distB="0" distL="0" distR="0" wp14:anchorId="3B7E9D7C" wp14:editId="036C775E">
-            <wp:extent cx="5760720" cy="4660265"/>
-            <wp:effectExtent l="0" t="0" r="0" b="6985"/>
-            <wp:docPr id="1533187779" name="Obraz 1"/>
+          <wp:inline distT="0" distB="0" distL="0" distR="0" wp14:anchorId="52F243F6" wp14:editId="0DE1FF62">
+            <wp:extent cx="5760720" cy="5189855"/>
+            <wp:effectExtent l="0" t="0" r="0" b="0"/>
+            <wp:docPr id="831462787" name="Obraz 1"/>
             <wp:cNvGraphicFramePr>
               <a:graphicFrameLocks xmlns:a="http://schemas.openxmlformats.org/drawingml/2006/main" noChangeAspect="1"/>
             </wp:cNvGraphicFramePr>
@@ -683,7 +570,7 @@
               <a:graphicData uri="http://schemas.openxmlformats.org/drawingml/2006/picture">
                 <pic:pic xmlns:pic="http://schemas.openxmlformats.org/drawingml/2006/picture">
                   <pic:nvPicPr>
-                    <pic:cNvPr id="1533187779" name=""/>
+                    <pic:cNvPr id="831462787" name=""/>
                     <pic:cNvPicPr/>
                   </pic:nvPicPr>
                   <pic:blipFill>
@@ -695,7 +582,7 @@
                   <pic:spPr>
                     <a:xfrm>
                       <a:off x="0" y="0"/>
-                      <a:ext cx="5760720" cy="4660265"/>
+                      <a:ext cx="5760720" cy="5189855"/>
                     </a:xfrm>
                     <a:prstGeom prst="rect">
                       <a:avLst/>
@@ -711,46 +598,6 @@
     <w:p>
       <w:pPr>
         <w:pStyle w:val="Akapitzlist"/>
-        <w:ind w:left="1944"/>
-        <w:rPr>
-          <w:b/>
-          <w:bCs/>
-        </w:rPr>
-      </w:pPr>
-    </w:p>
-    <w:p>
-      <w:pPr>
-        <w:pStyle w:val="Akapitzlist"/>
-        <w:ind w:left="1944"/>
-        <w:rPr>
-          <w:b/>
-          <w:bCs/>
-        </w:rPr>
-      </w:pPr>
-    </w:p>
-    <w:p>
-      <w:pPr>
-        <w:pStyle w:val="Akapitzlist"/>
-        <w:ind w:left="1944"/>
-        <w:rPr>
-          <w:b/>
-          <w:bCs/>
-        </w:rPr>
-      </w:pPr>
-    </w:p>
-    <w:p>
-      <w:pPr>
-        <w:pStyle w:val="Akapitzlist"/>
-        <w:ind w:left="1944"/>
-        <w:rPr>
-          <w:b/>
-          <w:bCs/>
-        </w:rPr>
-      </w:pPr>
-    </w:p>
-    <w:p>
-      <w:pPr>
-        <w:pStyle w:val="Akapitzlist"/>
         <w:numPr>
           <w:ilvl w:val="0"/>
           <w:numId w:val="2"/>
@@ -765,112 +612,99 @@
           <w:b/>
           <w:bCs/>
         </w:rPr>
+        <w:t>Reagowanie na incydent</w:t>
+      </w:r>
+    </w:p>
+    <w:p>
+      <w:pPr>
+        <w:pStyle w:val="Akapitzlist"/>
+        <w:ind w:left="1944"/>
+      </w:pPr>
+      <w:r>
+        <w:t xml:space="preserve">1. </w:t>
+      </w:r>
+      <w:r>
+        <w:t>Personel ochrony rozpoczyna monitorowanie aktywnego incydentu poprzez wysłanie odpowiedniego żądania do systemu.</w:t>
+      </w:r>
+    </w:p>
+    <w:p>
+      <w:pPr>
+        <w:pStyle w:val="Akapitzlist"/>
+        <w:ind w:left="1944"/>
+      </w:pPr>
+      <w:r>
+        <w:t xml:space="preserve">2. </w:t>
+      </w:r>
+      <w:r>
+        <w:t>System cyklicznie aktualizuje status incydentu w trakcie trwania działań zabezpieczających.</w:t>
+      </w:r>
+    </w:p>
+    <w:p>
+      <w:pPr>
+        <w:pStyle w:val="Akapitzlist"/>
+        <w:ind w:left="1944"/>
+      </w:pPr>
+      <w:r>
+        <w:t xml:space="preserve">3. </w:t>
+      </w:r>
+      <w:r>
+        <w:t>Po opanowaniu zagrożenia personel ochrony wysyła do systemu komunikat dotyczący zakończenia procedury lockdown.</w:t>
+      </w:r>
+    </w:p>
+    <w:p>
+      <w:pPr>
+        <w:pStyle w:val="Akapitzlist"/>
+        <w:ind w:left="1944"/>
+      </w:pPr>
+      <w:r>
+        <w:t xml:space="preserve">5. </w:t>
+      </w:r>
+      <w:r>
+        <w:t>System wysyła do sektora komunikat przywracający standardowe uprawnienia dostępu.</w:t>
+      </w:r>
+    </w:p>
+    <w:p>
+      <w:pPr>
+        <w:pStyle w:val="Akapitzlist"/>
+        <w:ind w:left="1944"/>
+      </w:pPr>
+      <w:r>
+        <w:t xml:space="preserve">6. </w:t>
+      </w:r>
+      <w:r>
+        <w:t>System aktualizuje status incydentu na „zamknięty”.</w:t>
+      </w:r>
+    </w:p>
+    <w:p>
+      <w:pPr>
+        <w:pStyle w:val="Akapitzlist"/>
+        <w:ind w:left="1944"/>
+      </w:pPr>
+      <w:r>
+        <w:t xml:space="preserve">7. </w:t>
+      </w:r>
+      <w:r>
+        <w:t>System przesyła personelowi ochrony komunikat potwierdzający zakończenie incydentu oraz przywrócenie normalnego funkcjonowania sektora.</w:t>
+      </w:r>
+    </w:p>
+    <w:p>
+      <w:pPr>
+        <w:rPr>
+          <w:b/>
+          <w:bCs/>
+        </w:rPr>
+      </w:pPr>
+      <w:r>
+        <w:rPr>
+          <w:b/>
+          <w:bCs/>
+        </w:rPr>
         <w:lastRenderedPageBreak/>
-        <w:t>Reagowanie na incydent</w:t>
-      </w:r>
-    </w:p>
-    <w:p>
-      <w:pPr>
-        <w:pStyle w:val="Akapitzlist"/>
-        <w:ind w:left="1944"/>
-      </w:pPr>
-      <w:r>
-        <w:t xml:space="preserve">1. </w:t>
-      </w:r>
-      <w:r>
-        <w:t>Personel ochrony rozpoczyna monitorowanie aktywnego incydentu poprzez wysłanie odpowiedniego żądania do systemu.</w:t>
-      </w:r>
-    </w:p>
-    <w:p>
-      <w:pPr>
-        <w:pStyle w:val="Akapitzlist"/>
-        <w:ind w:left="1944"/>
-      </w:pPr>
-      <w:r>
-        <w:t xml:space="preserve">2. </w:t>
-      </w:r>
-      <w:r>
-        <w:t>System cyklicznie aktualizuje status incydentu w trakcie trwania działań zabezpieczających.</w:t>
-      </w:r>
-    </w:p>
-    <w:p>
-      <w:pPr>
-        <w:pStyle w:val="Akapitzlist"/>
-        <w:ind w:left="1944"/>
-      </w:pPr>
-      <w:r>
-        <w:t xml:space="preserve">3. </w:t>
-      </w:r>
-      <w:r>
-        <w:t>Po opanowaniu zagrożenia personel ochrony wysyła do systemu komunikat dotyczący zakończenia procedury lockdown.</w:t>
-      </w:r>
-    </w:p>
-    <w:p>
-      <w:pPr>
-        <w:pStyle w:val="Akapitzlist"/>
-        <w:ind w:left="1944"/>
-      </w:pPr>
-      <w:r>
-        <w:t xml:space="preserve">4. </w:t>
-      </w:r>
-      <w:r>
-        <w:t>System usuwa obiekt klasy Lockdown, kończąc działanie procedury blokady sektora.</w:t>
-      </w:r>
-    </w:p>
-    <w:p>
-      <w:pPr>
-        <w:pStyle w:val="Akapitzlist"/>
-        <w:ind w:left="1944"/>
-      </w:pPr>
-      <w:r>
-        <w:t xml:space="preserve">5. </w:t>
-      </w:r>
-      <w:r>
-        <w:t>System wysyła do sektora komunikat przywracający standardowe uprawnienia dostępu.</w:t>
-      </w:r>
-    </w:p>
-    <w:p>
-      <w:pPr>
-        <w:pStyle w:val="Akapitzlist"/>
-        <w:ind w:left="1944"/>
-      </w:pPr>
-      <w:r>
-        <w:t xml:space="preserve">6. </w:t>
-      </w:r>
-      <w:r>
-        <w:t>System aktualizuje status incydentu na „zamknięty”.</w:t>
-      </w:r>
-    </w:p>
-    <w:p>
-      <w:pPr>
-        <w:pStyle w:val="Akapitzlist"/>
-        <w:ind w:left="1944"/>
-      </w:pPr>
-      <w:r>
-        <w:t xml:space="preserve">7. </w:t>
-      </w:r>
-      <w:r>
-        <w:t>System przesyła personelowi ochrony komunikat potwierdzający zakończenie incydentu oraz przywrócenie normalnego funkcjonowania sektora.</w:t>
-      </w:r>
-    </w:p>
-    <w:p>
-      <w:pPr>
-        <w:rPr>
-          <w:b/>
-          <w:bCs/>
-        </w:rPr>
-      </w:pPr>
-      <w:r>
-        <w:rPr>
-          <w:b/>
-          <w:bCs/>
-          <w:noProof/>
-        </w:rPr>
         <w:drawing>
-          <wp:inline distT="0" distB="0" distL="0" distR="0" wp14:anchorId="732BF20A" wp14:editId="77F15FDE">
-            <wp:extent cx="5760720" cy="5052695"/>
+          <wp:inline distT="0" distB="0" distL="0" distR="0" wp14:anchorId="4E9F8C29" wp14:editId="3A1399E2">
+            <wp:extent cx="5760720" cy="5050155"/>
             <wp:effectExtent l="0" t="0" r="0" b="0"/>
-            <wp:docPr id="1729963339" name="Obraz 1"/>
+            <wp:docPr id="1716318402" name="Obraz 1"/>
             <wp:cNvGraphicFramePr>
               <a:graphicFrameLocks xmlns:a="http://schemas.openxmlformats.org/drawingml/2006/main" noChangeAspect="1"/>
             </wp:cNvGraphicFramePr>
@@ -878,7 +712,7 @@
               <a:graphicData uri="http://schemas.openxmlformats.org/drawingml/2006/picture">
                 <pic:pic xmlns:pic="http://schemas.openxmlformats.org/drawingml/2006/picture">
                   <pic:nvPicPr>
-                    <pic:cNvPr id="1729963339" name=""/>
+                    <pic:cNvPr id="1716318402" name=""/>
                     <pic:cNvPicPr/>
                   </pic:nvPicPr>
                   <pic:blipFill>
@@ -890,7 +724,7 @@
                   <pic:spPr>
                     <a:xfrm>
                       <a:off x="0" y="0"/>
-                      <a:ext cx="5760720" cy="5052695"/>
+                      <a:ext cx="5760720" cy="5050155"/>
                     </a:xfrm>
                     <a:prstGeom prst="rect">
                       <a:avLst/>
@@ -903,7 +737,6 @@
         </w:drawing>
       </w:r>
     </w:p>
-    <w:p/>
     <w:sectPr>
       <w:pgSz w:w="11906" w:h="16838"/>
       <w:pgMar w:top="1417" w:right="1417" w:bottom="1417" w:left="1417" w:header="708" w:footer="708" w:gutter="0"/>
